--- a/flow/20230927_hours/drafts/2026-05-u/14.05.docx
+++ b/flow/20230927_hours/drafts/2026-05-u/14.05.docx
@@ -1531,71 +1531,7 @@
           <w:color w:val="333333"/>
           <w:sz w:val="24"/>
         </w:rPr>
-        <w:t xml:space="preserve">З вірою прийшовши на кладязь,* самарянка виділа Тебе, премудрости воду,* якої напившись обильно,* царство </w:t>
-      </w:r>
-      <w:r>
-        <w:rPr>
-          <w:rFonts w:ascii="Times New Roman" w:hAnsi="Times New Roman"/>
-          <w:color w:val="333333"/>
-          <w:sz w:val="24"/>
-        </w:rPr>
-        <w:t>вишнє</w:t>
-      </w:r>
-      <w:r>
-        <w:rPr>
-          <w:rFonts w:ascii="Times New Roman" w:hAnsi="Times New Roman"/>
-          <w:color w:val="333333"/>
-          <w:sz w:val="24"/>
-        </w:rPr>
-        <w:t xml:space="preserve"> </w:t>
-      </w:r>
-      <w:r>
-        <w:rPr>
-          <w:rFonts w:ascii="Times New Roman" w:hAnsi="Times New Roman"/>
-          <w:color w:val="333333"/>
-          <w:sz w:val="24"/>
-        </w:rPr>
-        <w:t>унаслідувала</w:t>
-      </w:r>
-      <w:r>
-        <w:rPr>
-          <w:rFonts w:ascii="Times New Roman" w:hAnsi="Times New Roman"/>
-          <w:color w:val="333333"/>
-          <w:sz w:val="24"/>
-        </w:rPr>
-        <w:t xml:space="preserve"> </w:t>
-      </w:r>
-      <w:r>
-        <w:rPr>
-          <w:rFonts w:ascii="Times New Roman" w:hAnsi="Times New Roman"/>
-          <w:color w:val="333333"/>
-          <w:sz w:val="24"/>
-        </w:rPr>
-        <w:t>повік</w:t>
-      </w:r>
-      <w:r>
-        <w:rPr>
-          <w:rFonts w:ascii="Times New Roman" w:hAnsi="Times New Roman"/>
-          <w:color w:val="333333"/>
-          <w:sz w:val="24"/>
-        </w:rPr>
-        <w:t xml:space="preserve">* </w:t>
-      </w:r>
-      <w:r>
-        <w:rPr>
-          <w:rFonts w:ascii="Times New Roman" w:hAnsi="Times New Roman"/>
-          <w:color w:val="333333"/>
-          <w:sz w:val="24"/>
-        </w:rPr>
-        <w:t>приснославна</w:t>
-      </w:r>
-      <w:r>
-        <w:rPr>
-          <w:rFonts w:ascii="Times New Roman" w:hAnsi="Times New Roman"/>
-          <w:color w:val="333333"/>
-          <w:sz w:val="24"/>
-        </w:rPr>
-        <w:t>.</w:t>
+        <w:t>З вірою прийшовши на кладязь,* самарянка виділа Тебе, премудрости воду,* якої напившись обильно,* царство вишнє унаслідувала повік* приснославна.</w:t>
       </w:r>
     </w:p>
     <w:p>
@@ -6131,71 +6067,7 @@
           <w:color w:val="333333"/>
           <w:sz w:val="24"/>
         </w:rPr>
-        <w:t xml:space="preserve">З вірою прийшовши на кладязь,* самарянка виділа Тебе, премудрости воду,* якої напившись обильно,* царство </w:t>
-      </w:r>
-      <w:r>
-        <w:rPr>
-          <w:rFonts w:ascii="Times New Roman" w:hAnsi="Times New Roman"/>
-          <w:color w:val="333333"/>
-          <w:sz w:val="24"/>
-        </w:rPr>
-        <w:t>вишнє</w:t>
-      </w:r>
-      <w:r>
-        <w:rPr>
-          <w:rFonts w:ascii="Times New Roman" w:hAnsi="Times New Roman"/>
-          <w:color w:val="333333"/>
-          <w:sz w:val="24"/>
-        </w:rPr>
-        <w:t xml:space="preserve"> </w:t>
-      </w:r>
-      <w:r>
-        <w:rPr>
-          <w:rFonts w:ascii="Times New Roman" w:hAnsi="Times New Roman"/>
-          <w:color w:val="333333"/>
-          <w:sz w:val="24"/>
-        </w:rPr>
-        <w:t>унаслідувала</w:t>
-      </w:r>
-      <w:r>
-        <w:rPr>
-          <w:rFonts w:ascii="Times New Roman" w:hAnsi="Times New Roman"/>
-          <w:color w:val="333333"/>
-          <w:sz w:val="24"/>
-        </w:rPr>
-        <w:t xml:space="preserve"> </w:t>
-      </w:r>
-      <w:r>
-        <w:rPr>
-          <w:rFonts w:ascii="Times New Roman" w:hAnsi="Times New Roman"/>
-          <w:color w:val="333333"/>
-          <w:sz w:val="24"/>
-        </w:rPr>
-        <w:t>повік</w:t>
-      </w:r>
-      <w:r>
-        <w:rPr>
-          <w:rFonts w:ascii="Times New Roman" w:hAnsi="Times New Roman"/>
-          <w:color w:val="333333"/>
-          <w:sz w:val="24"/>
-        </w:rPr>
-        <w:t xml:space="preserve">* </w:t>
-      </w:r>
-      <w:r>
-        <w:rPr>
-          <w:rFonts w:ascii="Times New Roman" w:hAnsi="Times New Roman"/>
-          <w:color w:val="333333"/>
-          <w:sz w:val="24"/>
-        </w:rPr>
-        <w:t>приснославна</w:t>
-      </w:r>
-      <w:r>
-        <w:rPr>
-          <w:rFonts w:ascii="Times New Roman" w:hAnsi="Times New Roman"/>
-          <w:color w:val="333333"/>
-          <w:sz w:val="24"/>
-        </w:rPr>
-        <w:t>.</w:t>
+        <w:t>З вірою прийшовши на кладязь,* самарянка виділа Тебе, премудрости воду,* якої напившись обильно,* царство вишнє унаслідувала повік* приснославна.</w:t>
       </w:r>
     </w:p>
     <w:p>
